--- a/vesper-matins_deacon_responses.docx
+++ b/vesper-matins_deacon_responses.docx
@@ -5,40 +5,28 @@
     <w:p>
       <w:pPr>
         <w:pStyle w:val="Title"/>
+        <w:spacing w:before="0" w:after="40"/>
         <w:jc w:val="center"/>
       </w:pPr>
       <w:r>
         <w:rPr>
-          <w:sz w:val="32"/>
-        </w:rPr>
-        <w:t>Deacon Responses for Coptic Vespers and Matins</w:t>
-      </w:r>
-    </w:p>
-    <w:p>
-      <w:pPr>
-        <w:pStyle w:val="Heading1"/>
-        <w:jc w:val="center"/>
-      </w:pPr>
-      <w:r>
-        <w:rPr>
-          <w:b/>
           <w:sz w:val="24"/>
         </w:rPr>
-        <w:t>Full Deacon Responses</w:t>
+        <w:t>Vespers &amp; Matins Deacon Responses</w:t>
       </w:r>
     </w:p>
     <w:tbl>
       <w:tblPr>
         <w:tblW w:type="auto" w:w="0"/>
         <w:jc w:val="center"/>
-        <w:tblLayout w:type="autofit"/>
+        <w:tblLayout w:type="fixed"/>
         <w:tblLook w:firstColumn="1" w:firstRow="1" w:lastColumn="0" w:lastRow="0" w:noHBand="0" w:noVBand="1" w:val="04A0"/>
       </w:tblPr>
       <w:tblGrid>
-        <w:gridCol w:w="3818"/>
-        <w:gridCol w:w="3818"/>
-        <w:gridCol w:w="3818"/>
-        <w:gridCol w:w="3818"/>
+        <w:gridCol w:w="3900"/>
+        <w:gridCol w:w="3900"/>
+        <w:gridCol w:w="3900"/>
+        <w:gridCol w:w="3900"/>
       </w:tblGrid>
       <w:tr>
         <w:trPr>
@@ -46,17 +34,18 @@
         </w:trPr>
         <w:tc>
           <w:tcPr>
-            <w:tcW w:type="dxa" w:w="2835"/>
+            <w:tcW w:type="dxa" w:w="3900"/>
             <w:shd w:fill="D9E2F3"/>
           </w:tcPr>
           <w:p>
             <w:pPr>
+              <w:spacing w:before="0" w:after="0"/>
               <w:jc w:val="center"/>
             </w:pPr>
             <w:r>
               <w:rPr>
                 <w:b/>
-                <w:sz w:val="14"/>
+                <w:sz w:val="10"/>
               </w:rPr>
               <w:t>English</w:t>
             </w:r>
@@ -64,17 +53,18 @@
         </w:tc>
         <w:tc>
           <w:tcPr>
-            <w:tcW w:type="dxa" w:w="3118"/>
+            <w:tcW w:type="dxa" w:w="3900"/>
             <w:shd w:fill="D9E2F3"/>
           </w:tcPr>
           <w:p>
             <w:pPr>
+              <w:spacing w:before="0" w:after="0"/>
               <w:jc w:val="center"/>
             </w:pPr>
             <w:r>
               <w:rPr>
                 <w:b/>
-                <w:sz w:val="14"/>
+                <w:sz w:val="10"/>
               </w:rPr>
               <w:t>Coptic</w:t>
             </w:r>
@@ -82,17 +72,18 @@
         </w:tc>
         <w:tc>
           <w:tcPr>
-            <w:tcW w:type="dxa" w:w="2551"/>
+            <w:tcW w:type="dxa" w:w="3900"/>
             <w:shd w:fill="D9E2F3"/>
           </w:tcPr>
           <w:p>
             <w:pPr>
+              <w:spacing w:before="0" w:after="0"/>
               <w:jc w:val="center"/>
             </w:pPr>
             <w:r>
               <w:rPr>
                 <w:b/>
-                <w:sz w:val="14"/>
+                <w:sz w:val="10"/>
               </w:rPr>
               <w:t>Arabic</w:t>
             </w:r>
@@ -100,17 +91,18 @@
         </w:tc>
         <w:tc>
           <w:tcPr>
-            <w:tcW w:type="dxa" w:w="2268"/>
+            <w:tcW w:type="dxa" w:w="3900"/>
             <w:shd w:fill="D9E2F3"/>
           </w:tcPr>
           <w:p>
             <w:pPr>
+              <w:spacing w:before="0" w:after="0"/>
               <w:jc w:val="center"/>
             </w:pPr>
             <w:r>
               <w:rPr>
                 <w:b/>
-                <w:sz w:val="14"/>
+                <w:sz w:val="10"/>
               </w:rPr>
               <w:t>Transliteration</w:t>
             </w:r>
@@ -123,12 +115,15 @@
         </w:trPr>
         <w:tc>
           <w:tcPr>
-            <w:tcW w:type="dxa" w:w="2835"/>
+            <w:tcW w:type="dxa" w:w="3900"/>
           </w:tcPr>
           <w:p>
+            <w:pPr>
+              <w:spacing w:before="0" w:after="0"/>
+            </w:pPr>
             <w:r>
               <w:rPr>
-                <w:sz w:val="12"/>
+                <w:sz w:val="10"/>
               </w:rPr>
               <w:t>Stand up for prayer</w:t>
             </w:r>
@@ -136,28 +131,33 @@
         </w:tc>
         <w:tc>
           <w:tcPr>
-            <w:tcW w:type="dxa" w:w="3118"/>
+            <w:tcW w:type="dxa" w:w="3900"/>
           </w:tcPr>
           <w:p>
+            <w:pPr>
+              <w:spacing w:before="0" w:after="0"/>
+            </w:pPr>
             <w:r>
               <w:rPr>
-                <w:sz w:val="12"/>
+                <w:rFonts w:ascii="Avva_Shenouda" w:hAnsi="Avva_Shenouda" w:eastAsia="Avva_Shenouda" w:cs="Avva_Shenouda"/>
+                <w:sz w:val="10"/>
               </w:rPr>
-              <w:t>Ⲉⲡⲓ ⲡ̀ⲣⲟⲥⲉⲩⲭⲏ ⲥ̀ⲧⲁⲑⲏⲧⲉ.</w:t>
+              <w:t>Epi `procevx3 `cta03te.</w:t>
             </w:r>
           </w:p>
         </w:tc>
         <w:tc>
           <w:tcPr>
-            <w:tcW w:type="dxa" w:w="2551"/>
+            <w:tcW w:type="dxa" w:w="3900"/>
           </w:tcPr>
           <w:p>
             <w:pPr>
+              <w:spacing w:before="0" w:after="0"/>
               <w:jc w:val="right"/>
             </w:pPr>
             <w:r>
               <w:rPr>
-                <w:sz w:val="12"/>
+                <w:sz w:val="10"/>
               </w:rPr>
               <w:t>للصلاة قفوا.</w:t>
             </w:r>
@@ -165,12 +165,15 @@
         </w:tc>
         <w:tc>
           <w:tcPr>
-            <w:tcW w:type="dxa" w:w="2268"/>
+            <w:tcW w:type="dxa" w:w="3900"/>
           </w:tcPr>
           <w:p>
+            <w:pPr>
+              <w:spacing w:before="0" w:after="0"/>
+            </w:pPr>
             <w:r>
               <w:rPr>
-                <w:sz w:val="12"/>
+                <w:sz w:val="10"/>
               </w:rPr>
               <w:t>E-pi epros-evshee es-tatheete.</w:t>
             </w:r>
@@ -183,12 +186,15 @@
         </w:trPr>
         <w:tc>
           <w:tcPr>
-            <w:tcW w:type="dxa" w:w="2835"/>
+            <w:tcW w:type="dxa" w:w="3900"/>
           </w:tcPr>
           <w:p>
+            <w:pPr>
+              <w:spacing w:before="0" w:after="0"/>
+            </w:pPr>
             <w:r>
               <w:rPr>
-                <w:sz w:val="12"/>
+                <w:sz w:val="10"/>
               </w:rPr>
               <w:t>Let us pray</w:t>
             </w:r>
@@ -196,28 +202,33 @@
         </w:tc>
         <w:tc>
           <w:tcPr>
-            <w:tcW w:type="dxa" w:w="3118"/>
+            <w:tcW w:type="dxa" w:w="3900"/>
           </w:tcPr>
           <w:p>
+            <w:pPr>
+              <w:spacing w:before="0" w:after="0"/>
+            </w:pPr>
             <w:r>
               <w:rPr>
-                <w:sz w:val="12"/>
+                <w:rFonts w:ascii="Avva_Shenouda" w:hAnsi="Avva_Shenouda" w:eastAsia="Avva_Shenouda" w:cs="Avva_Shenouda"/>
+                <w:sz w:val="10"/>
               </w:rPr>
-              <w:t>Ⲡⲣⲟⲥⲉⲩⲝⲁⲥⲑⲉ.</w:t>
+              <w:t>Procev7ac0e.</w:t>
             </w:r>
           </w:p>
         </w:tc>
         <w:tc>
           <w:tcPr>
-            <w:tcW w:type="dxa" w:w="2551"/>
+            <w:tcW w:type="dxa" w:w="3900"/>
           </w:tcPr>
           <w:p>
             <w:pPr>
+              <w:spacing w:before="0" w:after="0"/>
               <w:jc w:val="right"/>
             </w:pPr>
             <w:r>
               <w:rPr>
-                <w:sz w:val="12"/>
+                <w:sz w:val="10"/>
               </w:rPr>
               <w:t>صلوا.</w:t>
             </w:r>
@@ -225,12 +236,15 @@
         </w:tc>
         <w:tc>
           <w:tcPr>
-            <w:tcW w:type="dxa" w:w="2268"/>
+            <w:tcW w:type="dxa" w:w="3900"/>
           </w:tcPr>
           <w:p>
+            <w:pPr>
+              <w:spacing w:before="0" w:after="0"/>
+            </w:pPr>
             <w:r>
               <w:rPr>
-                <w:sz w:val="12"/>
+                <w:sz w:val="10"/>
               </w:rPr>
               <w:t>Epros-evik-saste.</w:t>
             </w:r>
@@ -243,12 +257,15 @@
         </w:trPr>
         <w:tc>
           <w:tcPr>
-            <w:tcW w:type="dxa" w:w="2835"/>
+            <w:tcW w:type="dxa" w:w="3900"/>
           </w:tcPr>
           <w:p>
+            <w:pPr>
+              <w:spacing w:before="0" w:after="0"/>
+            </w:pPr>
             <w:r>
               <w:rPr>
-                <w:sz w:val="12"/>
+                <w:sz w:val="10"/>
               </w:rPr>
               <w:t>Pray that God may have mercy and compassion upon us, hear us, help us and accept the supplications and prayers of His saints for that which is good on our behalf at all times and forgive us our sins.</w:t>
             </w:r>
@@ -256,28 +273,33 @@
         </w:tc>
         <w:tc>
           <w:tcPr>
-            <w:tcW w:type="dxa" w:w="3118"/>
+            <w:tcW w:type="dxa" w:w="3900"/>
           </w:tcPr>
           <w:p>
+            <w:pPr>
+              <w:spacing w:before="0" w:after="0"/>
+            </w:pPr>
             <w:r>
               <w:rPr>
-                <w:sz w:val="12"/>
+                <w:rFonts w:ascii="Avva_Shenouda" w:hAnsi="Avva_Shenouda" w:eastAsia="Avva_Shenouda" w:cs="Avva_Shenouda"/>
+                <w:sz w:val="10"/>
               </w:rPr>
-              <w:t>Ⲧⲱⲃϩ ϩⲓⲛⲁ ⲛ̀ⲧⲉ Ⲫ̀ⲛⲟⲩϯ ⲛⲁⲓ ⲛⲁⲛ: ⲛ̀ⲧⲉϥϣⲉⲛϩⲏⲧ ϧⲁⲣⲟⲛ: ⲛ̀ⲧⲉϥⲥⲱⲧⲉⲙ ⲉ̀ⲣⲟⲛ: ⲛ̀ⲧⲉϥⲉ̀ⲣⲃⲟⲏⲑⲓⲛ ⲉ̀ⲣⲟⲛ: ⲛ̀ⲧⲉϥϭⲓ ⲛ̀ⲛⲓϯϩⲟ ⲛⲉⲙ ⲛⲓⲧⲱⲃϩ ⲛ̀ⲧⲉ ⲛⲏ ⲉⲑⲟⲩⲁⲃ ⲛ̀ⲧⲁϥ ⲛ̀ⲧⲟⲧⲟⲩ ⲉ̀ϩ̀ⲣⲏⲓ ⲉ̀ϫⲱⲛ ⲉ̀ⲡⲓⲁ̀ⲅⲁⲑⲟⲛ ⲛ̀ⲥⲏⲟⲩ ⲛⲓⲃⲉⲛ: ⲛ̀ⲧⲉϥⲭⲁ ⲛⲉⲛⲛⲟⲃⲓ ⲛⲁⲛ ⲉ̀ⲃⲟⲗ.</w:t>
+              <w:t>Twbh hina `nte `Fnov5 nai nan: `nte42enh3t qaron: `nte4cwtem `eron: `nte4`erbo30in `eron: `nte4[i `nni5ho nem nitwbh `nte n3 e0ovab `nta4 `ntotov `e`hr3i `egwn `epi`aga0on `nc3ov niben: `nte4xa nennobi nan `ebol.</w:t>
             </w:r>
           </w:p>
         </w:tc>
         <w:tc>
           <w:tcPr>
-            <w:tcW w:type="dxa" w:w="2551"/>
+            <w:tcW w:type="dxa" w:w="3900"/>
           </w:tcPr>
           <w:p>
             <w:pPr>
+              <w:spacing w:before="0" w:after="0"/>
               <w:jc w:val="right"/>
             </w:pPr>
             <w:r>
               <w:rPr>
-                <w:sz w:val="12"/>
+                <w:sz w:val="10"/>
               </w:rPr>
               <w:t>أطلبوا لكي يرحمنا الله، ويتراءف علينا ويسمعنا، ويعيننا، ويقبل سؤالات وطلبات قديسيه منهم بالصلاح عنا في كل حين ويغفر لنا خطايانا.</w:t>
             </w:r>
@@ -285,12 +307,15 @@
         </w:tc>
         <w:tc>
           <w:tcPr>
-            <w:tcW w:type="dxa" w:w="2268"/>
+            <w:tcW w:type="dxa" w:w="3900"/>
           </w:tcPr>
           <w:p>
+            <w:pPr>
+              <w:spacing w:before="0" w:after="0"/>
+            </w:pPr>
             <w:r>
               <w:rPr>
-                <w:sz w:val="12"/>
+                <w:sz w:val="10"/>
               </w:rPr>
               <w:t>Tovhina ente Efnouti nai nan, entef shen-heet kharon entef sotem eron, entef-ervoitheen eron, etef-echee enni-tiho nem ni-tovh, enteni ethowab entaf, entoto e-ehrei egon, epi-agathon enseio niven, entef-qa nennovi nan evol.</w:t>
             </w:r>
@@ -303,12 +328,15 @@
         </w:trPr>
         <w:tc>
           <w:tcPr>
-            <w:tcW w:type="dxa" w:w="2835"/>
+            <w:tcW w:type="dxa" w:w="3900"/>
           </w:tcPr>
           <w:p>
+            <w:pPr>
+              <w:spacing w:before="0" w:after="0"/>
+            </w:pPr>
             <w:r>
               <w:rPr>
-                <w:sz w:val="12"/>
+                <w:sz w:val="10"/>
               </w:rPr>
               <w:t>Pray for our fathers and brethren who have fallen asleep and reposed in the faith of Christ since the beginning; our holy fathers, the archbishops, our fathers the bishops, our fathers the hegumens, our fathers the priests, our brethren the deacons, our fathers the monks, and our fathers the laymen, and for the full repose of Christians. That Christ our God may repose all their souls in the paradise of joy, and we too, accord mercy unto us, and forgive us our sins.</w:t>
             </w:r>
@@ -316,28 +344,33 @@
         </w:tc>
         <w:tc>
           <w:tcPr>
-            <w:tcW w:type="dxa" w:w="3118"/>
+            <w:tcW w:type="dxa" w:w="3900"/>
           </w:tcPr>
           <w:p>
+            <w:pPr>
+              <w:spacing w:before="0" w:after="0"/>
+            </w:pPr>
             <w:r>
               <w:rPr>
-                <w:sz w:val="12"/>
+                <w:rFonts w:ascii="Avva_Shenouda" w:hAnsi="Avva_Shenouda" w:eastAsia="Avva_Shenouda" w:cs="Avva_Shenouda"/>
+                <w:sz w:val="10"/>
               </w:rPr>
-              <w:t>Ⲧⲱⲃϩ ⲉ̀ϫⲉⲛ ⲛⲉⲛⲓⲟϯ ⲛⲉⲙ ⲛⲉⲛⲥ̀ⲛⲏⲟⲩ ⲉ̀ⲧⲁⲩⲉ̀ⲛⲕⲟⲧ ⲁⲩⲙ̀ⲧⲟⲛ ⲙ̀ⲙⲱⲟⲩ ϧⲉⲛ ⲫ̀ⲛⲁϩϯ ⲙⲠⲭ̅ⲥ̅ ⲓⲥϫⲉⲛ ⲡ̀ⲉ̀ⲛⲉϩ: ⲛⲉⲛⲓⲟϯ ⲉ̀ⲑⲟⲩⲁⲃ ⲛ̀ⲁ̀ⲣⲭⲏⲉ̀ⲡⲓⲥⲕⲟⲡⲟⲥ ⲕⲉ ⲛⲉⲛⲓⲟϯ ⲛ̀ⲉ̀ⲡⲓⲥⲕⲟⲡⲟⲥ: ⲛⲉⲛⲓⲟϯ ⲛ̀ϩⲏⲅⲟⲩⲙⲉⲛⲟⲥ ⲕⲉ ⲛⲉⲛⲓⲟϯ ⲙ̀ⲡ̀ⲣⲉⲥⲃⲩⲧⲉⲣⲟⲥ ⲛⲉⲙ ⲛⲉⲛⲥ̀ⲛⲏⲟⲩ ⲛ̀ⲇⲓⲁⲕⲱⲛ: ⲛⲉⲛⲓⲟϯ ⲙ̀ⲙⲟⲛⲁⲭⲟⲥ: ⲕⲉ ⲛⲉⲛⲓⲟϯ ⲛ̀ⲗⲁⲓⲕⲟⲥ: ⲛⲉⲙ ⲉ̀ϩⲣⲏⲓ ⲉϫⲉⲛ ϯⲁ̀ⲛⲁⲡⲁⲩⲥⲓⲥ ⲧⲏⲣⲥ ⲛ̀ⲧⲉ ⲛⲓⲭ̀ⲣⲓⲥⲧⲓⲁⲛⲟⲥ. Ϩⲓⲛⲁ ⲛ̀ⲧⲉ Ⲡⲭ̅ⲥ̅ ⲡⲉⲛⲛⲟⲩϯ ϯⲙ̀ⲧⲟⲛ ⲛ̀ⲛⲟⲩⲯⲩⲭⲏ ⲧⲏⲣⲟⲩ ϧⲉⲛ ⲡⲓⲡⲁⲣⲁⲇⲓⲥⲟⲥ ⲛ̀ⲧⲉ ⲡ̀ⲟⲩⲛⲟϥ: ⲁ̀ⲛⲟⲛ ⲇⲉ ϩⲱⲛ ⲛ̀ⲧⲉϥⲉ̀ⲣ ⲡⲓⲛⲁⲓ ⲛⲉⲙⲁⲛ: ⲛ̀ⲧⲉϥⲭⲁ ⲛⲉⲛⲛⲟⲃⲓ ⲛⲁⲛ ⲉ̀ⲃⲟⲗ.</w:t>
+              <w:t>Twbh `egen nenio5 nem nen`cn3ov `etav`enkot av`mton `mmwov qen `fnah5 mP=x=c icgen `p`eneh: nenio5 `e0ovab `n`arx3`epickopoc ke nenio5 `n`epickopoc: nenio5 `nh3govmenoc ke nenio5 `m`precbvteroc nem nen`cn3ov `ndiakwn: nenio5 `mmonaxoc: ke nenio5 `nlaikoc: nem `ehr3i egen 5`anapavcic t3rc `nte ni`xrictianoc. Hina `nte P=x=c pennov5 5`mton `nnovyvx3 t3rov qen piparadicoc `nte `povno4: `anon de hwn `nte4`er pinai neman: `nte4xa nennobi nan `ebol.</w:t>
             </w:r>
           </w:p>
         </w:tc>
         <w:tc>
           <w:tcPr>
-            <w:tcW w:type="dxa" w:w="2551"/>
+            <w:tcW w:type="dxa" w:w="3900"/>
           </w:tcPr>
           <w:p>
             <w:pPr>
+              <w:spacing w:before="0" w:after="0"/>
               <w:jc w:val="right"/>
             </w:pPr>
             <w:r>
               <w:rPr>
-                <w:sz w:val="12"/>
+                <w:sz w:val="10"/>
               </w:rPr>
               <w:t>اطلبوا عن آبائنا وإخوتنا الذين رقدوا وتنيحوا في الإيمان بالمسيح منذ البدء. آبائنا القديسين رؤساء الأساقفة، وآبائنا الأساقفة، وآبائنا القمامصة، وآبائنا القسوس، وإخوتنا الشمامسة، وآبائنا الرهبان، وآبائنا العلمانيين، وعن نياح كل المسيحيين. لكي المسيح إلهنا ينيح نفوسهم أجمعين في فردوس النعيم، ونحن أيضاً يصنع معنا رحمة، ويغفر لنا خطايانا.</w:t>
             </w:r>
@@ -345,12 +378,15 @@
         </w:tc>
         <w:tc>
           <w:tcPr>
-            <w:tcW w:type="dxa" w:w="2268"/>
+            <w:tcW w:type="dxa" w:w="3900"/>
           </w:tcPr>
           <w:p>
+            <w:pPr>
+              <w:spacing w:before="0" w:after="0"/>
+            </w:pPr>
             <w:r>
               <w:rPr>
-                <w:sz w:val="12"/>
+                <w:sz w:val="10"/>
               </w:rPr>
               <w:t>Tovhe-jen nen-yoti nem nen-esneio etav enkot, avemton emo-o khen efnahte em-Pekhrestos yesjen ep-eneh, nen-yoti ethowab en-arshe-episkopos ke nen-yoti en-episkopos, nen-yoti enhe-ghomenos ke nen-yoti emip-resve-teros, nem nen esneio en-zeiakon, nen-yoti emo-nakhos ke nen-yoti en-laikos, nem e-ehrei ejen ti-anapavsis terts enteni-ekhresteianos. Hina ente Pekhrestos pennoti, ti-emton enno ep-seshee teero, khen pi-para-zesos ente ep-onof, anon ze hon, entef-er pinai neman, entef-qa nennovi nan evol.</w:t>
             </w:r>
@@ -363,12 +399,15 @@
         </w:trPr>
         <w:tc>
           <w:tcPr>
-            <w:tcW w:type="dxa" w:w="2835"/>
+            <w:tcW w:type="dxa" w:w="3900"/>
           </w:tcPr>
           <w:p>
+            <w:pPr>
+              <w:spacing w:before="0" w:after="0"/>
+            </w:pPr>
             <w:r>
               <w:rPr>
-                <w:sz w:val="12"/>
+                <w:sz w:val="10"/>
               </w:rPr>
               <w:t>Pray for our fathers and our brethren who are sick with any sickness, whether in this place or in any place, that Christ our God may grant us, with them, health and healing, and forgive us our sins.</w:t>
             </w:r>
@@ -376,28 +415,33 @@
         </w:tc>
         <w:tc>
           <w:tcPr>
-            <w:tcW w:type="dxa" w:w="3118"/>
+            <w:tcW w:type="dxa" w:w="3900"/>
           </w:tcPr>
           <w:p>
+            <w:pPr>
+              <w:spacing w:before="0" w:after="0"/>
+            </w:pPr>
             <w:r>
               <w:rPr>
-                <w:sz w:val="12"/>
+                <w:rFonts w:ascii="Avva_Shenouda" w:hAnsi="Avva_Shenouda" w:eastAsia="Avva_Shenouda" w:cs="Avva_Shenouda"/>
+                <w:sz w:val="10"/>
               </w:rPr>
-              <w:t>Ⲧⲱⲃϩ ⲉ̀ϫⲉⲛ ⲛⲉⲛⲓⲟϯ ⲛⲉⲙ ⲛⲉⲛⲥ̀ⲛⲏⲟⲩ ⲉⲧϣⲱⲛⲓ ϧⲉⲛ ϫⲓⲛϣⲱⲛⲓ ⲛⲓⲃⲉⲛ, ⲓⲧⲉ ϧⲉⲛ ⲡⲁⲓⲧⲟⲡⲟⲥ ⲓ̀ⲧⲉ ϧⲉⲛ ⲙⲁⲓ ⲛⲓⲃⲉⲛ, ϩⲓⲛⲁ ⲛ̀ⲧⲉ Ⲡⲭ̅ⲥ̅ ⲡⲉⲛⲛⲟⲩϯ ⲉⲣϩ̀ⲙⲟⲧ ⲛⲁⲛ ⲛⲉⲙⲱⲟⲩ ⲙ̀ⲡⲓⲟⲩϫⲁⲓ ⲛⲉⲙ ⲡⲓⲧⲁⲗϭⲟ: ⲛ̀ⲧⲉϥⲭⲁ ⲛⲉⲛⲛⲟⲃⲓ ⲛⲁⲛ ⲉ̀ⲃⲟⲗ.</w:t>
+              <w:t>Twbh `egen nenio5 nem nen`cn3ov et2wni qen gin2wni niben, ite qen paitopoc `ite qen mai niben, hina `nte P=x=c pennov5 er`hmot nan nemwov `mpiovgai nem pital[o: `nte4xa nennobi nan `ebol.</w:t>
             </w:r>
           </w:p>
         </w:tc>
         <w:tc>
           <w:tcPr>
-            <w:tcW w:type="dxa" w:w="2551"/>
+            <w:tcW w:type="dxa" w:w="3900"/>
           </w:tcPr>
           <w:p>
             <w:pPr>
+              <w:spacing w:before="0" w:after="0"/>
               <w:jc w:val="right"/>
             </w:pPr>
             <w:r>
               <w:rPr>
-                <w:sz w:val="12"/>
+                <w:sz w:val="10"/>
               </w:rPr>
               <w:t>أطلبوا عن آبائنا وأخوتنا المرضى بكل مرض، إن كان في هذا المسكن أو بكل وضع، لكي المسيح إلهنا ينعم لنا ولهم بالعافية والشفاء ويغفر لنا خطايانا.</w:t>
             </w:r>
@@ -405,12 +449,15 @@
         </w:tc>
         <w:tc>
           <w:tcPr>
-            <w:tcW w:type="dxa" w:w="2268"/>
+            <w:tcW w:type="dxa" w:w="3900"/>
           </w:tcPr>
           <w:p>
+            <w:pPr>
+              <w:spacing w:before="0" w:after="0"/>
+            </w:pPr>
             <w:r>
               <w:rPr>
-                <w:sz w:val="12"/>
+                <w:sz w:val="10"/>
               </w:rPr>
               <w:t>Tovhe-jen nen-yoti nem nen-esneio etav enkot, avemton emo-o khen efnahte em-Pekhrestos yesjen ep-eneh, nen-yoti ethowab en-arshe-episkopos ke nen-yoti en-episkopos, nen-yoti enhe-ghomenos ke nen-yoti emip-resve-teros, nem nen esneio en-zeiakon, nen-yoti emo-nakhos ke nen-yoti en-laikos, nem e-ehrei ejen ti-anapavsis terts enteni-ekhresteianos. Hina ente Pekhrestos pennoti, ti-emton enno ep-seshee teero, khen pi-para-zesos ente ep-onof, anon ze hon, entef-er pinai neman, entef-qa nennovi nan evol.</w:t>
             </w:r>
@@ -423,12 +470,15 @@
         </w:trPr>
         <w:tc>
           <w:tcPr>
-            <w:tcW w:type="dxa" w:w="2835"/>
+            <w:tcW w:type="dxa" w:w="3900"/>
           </w:tcPr>
           <w:p>
+            <w:pPr>
+              <w:spacing w:before="0" w:after="0"/>
+            </w:pPr>
             <w:r>
               <w:rPr>
-                <w:sz w:val="12"/>
+                <w:sz w:val="10"/>
               </w:rPr>
               <w:t>Pray for our fathers and our brethren who are traveling, or those who intend to travel anywhere, that God may straighten all their ways, whether by sea, rivers, lakes, roads, air, or those who are traveling by any other means, that Christ our God may bring them back to their own homes in peace, and forgive us our sins.</w:t>
             </w:r>
@@ -436,28 +486,33 @@
         </w:tc>
         <w:tc>
           <w:tcPr>
-            <w:tcW w:type="dxa" w:w="3118"/>
+            <w:tcW w:type="dxa" w:w="3900"/>
           </w:tcPr>
           <w:p>
+            <w:pPr>
+              <w:spacing w:before="0" w:after="0"/>
+            </w:pPr>
             <w:r>
               <w:rPr>
-                <w:sz w:val="12"/>
+                <w:rFonts w:ascii="Avva_Shenouda" w:hAnsi="Avva_Shenouda" w:eastAsia="Avva_Shenouda" w:cs="Avva_Shenouda"/>
+                <w:sz w:val="10"/>
               </w:rPr>
-              <w:t>Ⲧⲱⲃϩ ⲉ̀ϫⲉⲛ ⲛⲉⲛⲓⲟϯ ⲛⲉⲙ ⲛⲉⲛⲥ̀ⲛⲏⲟⲩ ⲉ̀ⲧⲁⲩϣⲉ ⲉ̀ⲡ̀ϣⲉⲙⲙⲟ: ⲓⲉ ⲛⲏⲉⲑⲙⲉⲩⲓ̀ ⲉ̀ϣⲉ ϧⲉⲛ ⲙⲁⲓ ⲛⲓⲃⲉⲛ: ⲥⲟⲩⲧⲱⲛ ⲛⲟⲩⲙⲱⲓⲧ ⲧⲏⲣⲟⲩ: ⲓ̀ⲧⲉ ⲉ̀ⲃⲟⲗ ϩⲓⲧⲉⲛ ⲫ̀ⲓⲟⲙ ⲓⲉ ⲛⲓⲓⲁⲣⲱⲟⲩ ⲓⲉ ⲛⲓⲗⲩⲙⲛⲏ ⲓⲉ ⲛⲓⲙⲱⲓⲧ ⲙ̀ⲙⲟϣⲓ: (ⲓⲉ ⲡⲓⲁⲏⲣ) ⲓⲉ ⲉⲩⲓ̀ⲣⲓ ⲙ̀ⲡⲟⲩϫⲓⲛⲙⲟϣⲓ ⲛ̀ⲣⲏϯ ⲛⲓⲃⲉⲛ: ϩⲓⲛⲁ ⲛ̀ⲧⲉ Ⲡⲭ̅ⲥ̅ ⲡⲉⲛⲛⲟⲩϯ ⲧⲁⲥⲑⲱⲟⲩ ⲉ̀ⲛⲏⲉ̀ⲧⲉ ⲛⲟⲩⲟⲩ ⲙ̀ⲙⲁⲛ̀ϣⲱⲛⲓ ϧⲉⲛ ⲟⲩϩⲓⲣⲏⲛⲏ: ⲛ̀ⲧⲉϥⲭⲁ ⲛⲉⲛⲛⲟⲃⲓ ⲛⲁⲛ ⲉ̀ⲃⲟⲗ.</w:t>
+              <w:t>Twbh `egen nenio5 nem nen`cn3ov `etav2e `e`p2emmo: ie n3e0mev`i `e2e qen mai niben: covtwn novmwit t3rov: `ite `ebol hiten `fiom ie niiarwov ie nilvmn3 ie nimwit `mmo2i: (ie pia3r) ie ev`iri `mpovginmo2i `nr35 niben: hina `nte P=x=c pennov5 tac0wov `en3`ete novov `mma`n2wni qen ovhir3n3: `nte4xa nennobi nan `ebol.</w:t>
             </w:r>
           </w:p>
         </w:tc>
         <w:tc>
           <w:tcPr>
-            <w:tcW w:type="dxa" w:w="2551"/>
+            <w:tcW w:type="dxa" w:w="3900"/>
           </w:tcPr>
           <w:p>
             <w:pPr>
+              <w:spacing w:before="0" w:after="0"/>
               <w:jc w:val="right"/>
             </w:pPr>
             <w:r>
               <w:rPr>
-                <w:sz w:val="12"/>
+                <w:sz w:val="10"/>
               </w:rPr>
               <w:t>أطلبوا عن آبائنا وإخوتنا المسافرين، والذين يضمرون السفر في كل موضع، لكي يُسهل طرقهم أجمعين، إن كان في البحر أو الأنهار أو البحيرات أو الطرق المسلوكة أو الجو أو المسافرين بكل نوع، لكي المسيح إلهنا يردهم إلى مساكنهم سالمين، ويغفر لنا خطايانا.</w:t>
             </w:r>
@@ -465,12 +520,15 @@
         </w:tc>
         <w:tc>
           <w:tcPr>
-            <w:tcW w:type="dxa" w:w="2268"/>
+            <w:tcW w:type="dxa" w:w="3900"/>
           </w:tcPr>
           <w:p>
+            <w:pPr>
+              <w:spacing w:before="0" w:after="0"/>
+            </w:pPr>
             <w:r>
               <w:rPr>
-                <w:sz w:val="12"/>
+                <w:sz w:val="10"/>
               </w:rPr>
               <w:t>Tovhe-jennen-yoti nem nen-esneio etav-she epshemmo ieni-ethmev-e eshe khen mai niven, soton no-moit teero, e-te evol heten efiom, ieni-iaro-oo, ie-nilemne ie ni-moit emmoshe, (ie pi-a-er) ie ev-ere empo-jenmoshee enriti niven, hina ent Pekhrestos pennouti tas-thoo-o enee-ete no-oo emma-enshoni khen o-herini, entef-qa nennovi nan evol.</w:t>
             </w:r>
@@ -483,12 +541,15 @@
         </w:trPr>
         <w:tc>
           <w:tcPr>
-            <w:tcW w:type="dxa" w:w="2835"/>
+            <w:tcW w:type="dxa" w:w="3900"/>
           </w:tcPr>
           <w:p>
+            <w:pPr>
+              <w:spacing w:before="0" w:after="0"/>
+            </w:pPr>
             <w:r>
               <w:rPr>
-                <w:sz w:val="12"/>
+                <w:sz w:val="10"/>
               </w:rPr>
               <w:t>Pray for those who provide for the sacrifices, offerings, first-fruits, oil, incense, coverings, reading books, and altar vessels, that Christ our God may reward them in the heavenly Jerusalem, and forgive us our sins.</w:t>
             </w:r>
@@ -496,28 +557,33 @@
         </w:tc>
         <w:tc>
           <w:tcPr>
-            <w:tcW w:type="dxa" w:w="3118"/>
+            <w:tcW w:type="dxa" w:w="3900"/>
           </w:tcPr>
           <w:p>
+            <w:pPr>
+              <w:spacing w:before="0" w:after="0"/>
+            </w:pPr>
             <w:r>
               <w:rPr>
-                <w:sz w:val="12"/>
+                <w:rFonts w:ascii="Avva_Shenouda" w:hAnsi="Avva_Shenouda" w:eastAsia="Avva_Shenouda" w:cs="Avva_Shenouda"/>
+                <w:sz w:val="10"/>
               </w:rPr>
-              <w:t>Ⲧⲱⲃϩ ⲉ̀ϫⲉⲛ ⲛⲏⲉ̀ⲧϥⲓ ⲙ̀ⲫ̀ⲣⲱⲟⲩϣ ⲛ̀ⲛⲓⲑⲩⲥⲓⲁ ⲛⲓⲡ̀ⲣⲟⲥⲫⲟⲣⲁ ⲛⲓⲁ̀ⲡⲁ̀ⲣⲭⲏ ⲛⲓⲛⲉϩ ⲛⲓⲥ̀ⲑⲟⲓⲛⲟⲩϥⲓ ⲛⲓⲥ̀ⲕⲉⲡⲁⲥⲙⲁ ⲛⲓϫⲱⲙ ⲛ̀ⲱϣ ⲛⲓⲕⲩⲙⲓⲗⲗⲓⲟⲛ ⲛ̀ⲧⲉ ⲡⲓⲙⲁⲛ̀ⲉⲣϣⲱⲟⲩϣⲓ: ϩⲓⲛⲁ ⲛ̀ⲧⲉ Ⲡⲭ̅ⲥ̅ Ⲡⲉⲛⲛⲟⲩϯ ϯϣⲉⲃⲓⲱ ⲛⲱⲟⲩ ϧⲉⲛ Ⲓⲗ̅ⲏ̅ⲙ̅ ⲛ̀ⲧⲉ ⲧ̀ⲫⲉ: ⲛ̀ⲧⲉϥⲭⲁ ⲛⲉⲛⲛⲟⲃⲓ ⲛⲁⲛ ⲉ̀ⲃⲟⲗ.</w:t>
+              <w:t>Twbh `egen n3`et4i `m`frwov2 `nni0vcia ni`procfora ni`ap`arx3 nineh ni`c0oinov4i ni`ckepacma nigwm `nw2 nikvmillion `nte pima`ner2wov2i: hina `nte P=x=c Pennov5 52ebiw nwov qen I=l=3=m `nte `tfe: `nte4xa nennobi nan `ebol.</w:t>
             </w:r>
           </w:p>
         </w:tc>
         <w:tc>
           <w:tcPr>
-            <w:tcW w:type="dxa" w:w="2551"/>
+            <w:tcW w:type="dxa" w:w="3900"/>
           </w:tcPr>
           <w:p>
             <w:pPr>
+              <w:spacing w:before="0" w:after="0"/>
               <w:jc w:val="right"/>
             </w:pPr>
             <w:r>
               <w:rPr>
-                <w:sz w:val="12"/>
+                <w:sz w:val="10"/>
               </w:rPr>
               <w:t>اطلبوا عن المهتمين بالصعائد، والقرابين، والبكور، والزيت، والبخور، والستور، وكتب القراءة، وأواني المذبح، لكي المسيح إلهنا يكافئهم في أورشليم السمائية، ويغفر لنا خطايانا.</w:t>
             </w:r>
@@ -525,12 +591,15 @@
         </w:tc>
         <w:tc>
           <w:tcPr>
-            <w:tcW w:type="dxa" w:w="2268"/>
+            <w:tcW w:type="dxa" w:w="3900"/>
           </w:tcPr>
           <w:p>
+            <w:pPr>
+              <w:spacing w:before="0" w:after="0"/>
+            </w:pPr>
             <w:r>
               <w:rPr>
-                <w:sz w:val="12"/>
+                <w:sz w:val="10"/>
               </w:rPr>
               <w:t>Tovhe-jenne-etfe-e emifro-osh, enni-theseia ni-epros-fora, ni-aparshee, ni-neh, ni-estoi-nofi, ni-eske-pasma nigom enosh ni-kemellion ente pima-en-ersho-ooshee, hina ente Pekhrestos pennouti ti-sheveio no-oo, khen Yero-salem, ente etfe entef-qa nennovi nan evol.</w:t>
             </w:r>
@@ -543,12 +612,15 @@
         </w:trPr>
         <w:tc>
           <w:tcPr>
-            <w:tcW w:type="dxa" w:w="2835"/>
+            <w:tcW w:type="dxa" w:w="3900"/>
           </w:tcPr>
           <w:p>
+            <w:pPr>
+              <w:spacing w:before="0" w:after="0"/>
+            </w:pPr>
             <w:r>
               <w:rPr>
-                <w:sz w:val="12"/>
+                <w:sz w:val="10"/>
               </w:rPr>
               <w:t>Pray for the Holy Gospel.</w:t>
             </w:r>
@@ -556,28 +628,33 @@
         </w:tc>
         <w:tc>
           <w:tcPr>
-            <w:tcW w:type="dxa" w:w="3118"/>
+            <w:tcW w:type="dxa" w:w="3900"/>
           </w:tcPr>
           <w:p>
+            <w:pPr>
+              <w:spacing w:before="0" w:after="0"/>
+            </w:pPr>
             <w:r>
               <w:rPr>
-                <w:sz w:val="12"/>
+                <w:rFonts w:ascii="Avva_Shenouda" w:hAnsi="Avva_Shenouda" w:eastAsia="Avva_Shenouda" w:cs="Avva_Shenouda"/>
+                <w:sz w:val="10"/>
               </w:rPr>
-              <w:t>Ⲡⲣⲟⲥⲉ̀ⲩⲝⲁⲥⲑⲉ ⲩ̀ⲡⲉⲣ ⲧⲟⲩ ⲁ̀ⲅⲓⲟⲩ ⲉⲩⲁⲅⲅⲉⲗⲓⲟⲩ.</w:t>
+              <w:t>Proc`ev7ac0e `vper tov `agiov evaggeliov.</w:t>
             </w:r>
           </w:p>
         </w:tc>
         <w:tc>
           <w:tcPr>
-            <w:tcW w:type="dxa" w:w="2551"/>
+            <w:tcW w:type="dxa" w:w="3900"/>
           </w:tcPr>
           <w:p>
             <w:pPr>
+              <w:spacing w:before="0" w:after="0"/>
               <w:jc w:val="right"/>
             </w:pPr>
             <w:r>
               <w:rPr>
-                <w:sz w:val="12"/>
+                <w:sz w:val="10"/>
               </w:rPr>
               <w:t>صلوا من أجل الإنجيل المقدس.</w:t>
             </w:r>
@@ -585,12 +662,15 @@
         </w:tc>
         <w:tc>
           <w:tcPr>
-            <w:tcW w:type="dxa" w:w="2268"/>
+            <w:tcW w:type="dxa" w:w="3900"/>
           </w:tcPr>
           <w:p>
+            <w:pPr>
+              <w:spacing w:before="0" w:after="0"/>
+            </w:pPr>
             <w:r>
               <w:rPr>
-                <w:sz w:val="12"/>
+                <w:sz w:val="10"/>
               </w:rPr>
               <w:t>Epros eveksasta eperto agio ev angalio.</w:t>
             </w:r>
@@ -603,12 +683,15 @@
         </w:trPr>
         <w:tc>
           <w:tcPr>
-            <w:tcW w:type="dxa" w:w="2835"/>
+            <w:tcW w:type="dxa" w:w="3900"/>
           </w:tcPr>
           <w:p>
+            <w:pPr>
+              <w:spacing w:before="0" w:after="0"/>
+            </w:pPr>
             <w:r>
               <w:rPr>
-                <w:sz w:val="12"/>
+                <w:sz w:val="10"/>
               </w:rPr>
               <w:t>Stand in the fear of God. Let us hear the Holy Gospel.</w:t>
             </w:r>
@@ -616,28 +699,33 @@
         </w:tc>
         <w:tc>
           <w:tcPr>
-            <w:tcW w:type="dxa" w:w="3118"/>
+            <w:tcW w:type="dxa" w:w="3900"/>
           </w:tcPr>
           <w:p>
+            <w:pPr>
+              <w:spacing w:before="0" w:after="0"/>
+            </w:pPr>
             <w:r>
               <w:rPr>
-                <w:sz w:val="12"/>
+                <w:rFonts w:ascii="Avva_Shenouda" w:hAnsi="Avva_Shenouda" w:eastAsia="Avva_Shenouda" w:cs="Avva_Shenouda"/>
+                <w:sz w:val="10"/>
               </w:rPr>
-              <w:t>Ⲥⲧⲁⲑⲏⲧⲉ ⲙⲉⲧⲁ ⲫⲟⲃⲟⲩ Ⲑⲉⲟⲩ ⲁ̀ⲕⲟⲩⲥⲱⲙⲉⲛ ⲧⲟⲩ ⲁ̀ⲅⲓⲟⲩ ⲉⲩⲁ̀ⲅⲅⲉⲗⲓⲟⲩ.</w:t>
+              <w:t>Cta03te meta fobov )eov `akovcwmen tov `agiov ev`aggeliov.</w:t>
             </w:r>
           </w:p>
         </w:tc>
         <w:tc>
           <w:tcPr>
-            <w:tcW w:type="dxa" w:w="2551"/>
+            <w:tcW w:type="dxa" w:w="3900"/>
           </w:tcPr>
           <w:p>
             <w:pPr>
+              <w:spacing w:before="0" w:after="0"/>
               <w:jc w:val="right"/>
             </w:pPr>
             <w:r>
               <w:rPr>
-                <w:sz w:val="12"/>
+                <w:sz w:val="10"/>
               </w:rPr>
               <w:t>قفوا بخوف الله لسماع الإنجيل المقدس.</w:t>
             </w:r>
@@ -645,12 +733,15 @@
         </w:tc>
         <w:tc>
           <w:tcPr>
-            <w:tcW w:type="dxa" w:w="2268"/>
+            <w:tcW w:type="dxa" w:w="3900"/>
           </w:tcPr>
           <w:p>
+            <w:pPr>
+              <w:spacing w:before="0" w:after="0"/>
+            </w:pPr>
             <w:r>
               <w:rPr>
-                <w:sz w:val="12"/>
+                <w:sz w:val="10"/>
               </w:rPr>
               <w:t>Sta-thee-te meta fovo Theo, ako-somen to agio evan-geleio.</w:t>
             </w:r>
@@ -663,12 +754,15 @@
         </w:trPr>
         <w:tc>
           <w:tcPr>
-            <w:tcW w:type="dxa" w:w="2835"/>
+            <w:tcW w:type="dxa" w:w="3900"/>
           </w:tcPr>
           <w:p>
+            <w:pPr>
+              <w:spacing w:before="0" w:after="0"/>
+            </w:pPr>
             <w:r>
               <w:rPr>
-                <w:sz w:val="12"/>
+                <w:sz w:val="10"/>
               </w:rPr>
               <w:t>Pray for the peace of the one, only, holy, catholic and apostolic Church of God.</w:t>
             </w:r>
@@ -676,28 +770,33 @@
         </w:tc>
         <w:tc>
           <w:tcPr>
-            <w:tcW w:type="dxa" w:w="3118"/>
+            <w:tcW w:type="dxa" w:w="3900"/>
           </w:tcPr>
           <w:p>
+            <w:pPr>
+              <w:spacing w:before="0" w:after="0"/>
+            </w:pPr>
             <w:r>
               <w:rPr>
-                <w:sz w:val="12"/>
+                <w:rFonts w:ascii="Avva_Shenouda" w:hAnsi="Avva_Shenouda" w:eastAsia="Avva_Shenouda" w:cs="Avva_Shenouda"/>
+                <w:sz w:val="10"/>
               </w:rPr>
-              <w:t>Ⲡⲣⲟⲥⲉⲩⲝⲁⲥⲑⲉ ⲩ̀ⲡⲉⲣ ⲧⲏⲥ ⲓ̀ⲣⲏⲛⲏⲥ ⲧⲏⲥ ⲁ̀ⲅⲓⲁⲥ ⲙⲟⲛⲏⲥ ⲕⲁⲑⲟⲗⲓⲕⲏⲥ ⲕⲉ ⲁ̀ⲡⲟⲥⲧⲟⲗⲓⲕⲏⲥ ⲟⲣⲑⲟⲇⲟⲝⲟⲩ ⲧⲟⲩ Ⲑⲉⲟⲩ ⲉⲕⲕⲗⲏⲥⲓⲁⲥ.</w:t>
+              <w:t>Procev7ac0e `vper t3c `ir3n3c t3c `agiac mon3c ka0olik3c ke `apoctolik3c or0odo7ov tov )eov ekkl3ciac.</w:t>
             </w:r>
           </w:p>
         </w:tc>
         <w:tc>
           <w:tcPr>
-            <w:tcW w:type="dxa" w:w="2551"/>
+            <w:tcW w:type="dxa" w:w="3900"/>
           </w:tcPr>
           <w:p>
             <w:pPr>
+              <w:spacing w:before="0" w:after="0"/>
               <w:jc w:val="right"/>
             </w:pPr>
             <w:r>
               <w:rPr>
-                <w:sz w:val="12"/>
+                <w:sz w:val="10"/>
               </w:rPr>
               <w:t>أطلبوا عن سلام الكنيسة الواحدة الوحيدة المقدسة الجامعة الرسولية.</w:t>
             </w:r>
@@ -705,12 +804,15 @@
         </w:tc>
         <w:tc>
           <w:tcPr>
-            <w:tcW w:type="dxa" w:w="2268"/>
+            <w:tcW w:type="dxa" w:w="3900"/>
           </w:tcPr>
           <w:p>
+            <w:pPr>
+              <w:spacing w:before="0" w:after="0"/>
+            </w:pPr>
             <w:r>
               <w:rPr>
-                <w:sz w:val="12"/>
+                <w:sz w:val="10"/>
               </w:rPr>
               <w:t>Epros-evik-saste eper tees erinees tees agias mones ka-tholi-kes ke apostoli-kes ortho-zokso to Theo e-ekleseia.</w:t>
             </w:r>
@@ -723,41 +825,49 @@
         </w:trPr>
         <w:tc>
           <w:tcPr>
-            <w:tcW w:type="dxa" w:w="2835"/>
+            <w:tcW w:type="dxa" w:w="3900"/>
           </w:tcPr>
           <w:p>
+            <w:pPr>
+              <w:spacing w:before="0" w:after="0"/>
+            </w:pPr>
             <w:r>
               <w:rPr>
-                <w:sz w:val="12"/>
+                <w:sz w:val="10"/>
               </w:rPr>
-              <w:t>Pray for our archpriest Pope Abba Tawadrous II, pope and patriarch and archbishop of the great city of Alexandria,And his spiritual brethren in the apostolic liturgy, the patriarch of Antioch Mar Ignatius Aphrem and the Patriarch of Eritrea Abouna Antonios I, and his partner in the apostolic liturgy our father the Metropolitan Abba (Youssef) and for our orthodox bishops.</w:t>
+              <w:t>Pray for our archpriest Pope Abba Tawadrous II, pope and patriarch and archbishop of the great city of Alexandria,And his spiritual brethren in the apostolic liturgy, the patriarch of Antioch Mar Ignatius Aphrem and the Patriarch of Eritrea Abouna Bacilios, and his partner in the apostolic liturgy our father the Metropolitan Abba (Youssef) and for our orthodox bishops.</w:t>
             </w:r>
           </w:p>
         </w:tc>
         <w:tc>
           <w:tcPr>
-            <w:tcW w:type="dxa" w:w="3118"/>
+            <w:tcW w:type="dxa" w:w="3900"/>
           </w:tcPr>
           <w:p>
+            <w:pPr>
+              <w:spacing w:before="0" w:after="0"/>
+            </w:pPr>
             <w:r>
               <w:rPr>
-                <w:sz w:val="12"/>
+                <w:rFonts w:ascii="Avva_Shenouda" w:hAnsi="Avva_Shenouda" w:eastAsia="Avva_Shenouda" w:cs="Avva_Shenouda"/>
+                <w:sz w:val="10"/>
               </w:rPr>
-              <w:t>Ⲡ̀ⲣⲟⲥⲉⲩⲝⲁⲥⲑⲉ ⲩ̀ⲡⲉⲣ ⲧⲟⲩⲁⲣⲭⲏⲉ̀ⲣⲉⲱⲥ ⲏ̀ⲙⲱⲛ ⲡⲁⲡⲁ ⲁⲃⲃⲁ (...): ⲡⲁⲡⲁ ⲕⲉ ⲡⲁⲧⲣⲓⲁⲣⲭⲟⲩ ⲕⲉ ⲁⲣⲭⲏⲉ̀ⲡⲓⲥⲕⲟⲡⲟⲩ ⲧⲏⲥ ⲙⲉⲅⲁⲗⲟ ⲡⲟⲗⲉⲱⲥ Ⲁ̀ⲗⲉⲝⲁⲛⲇ̀ⲣⲓⲁⲥ: ⲕⲉ ⲧⲱⲛ ⲁ̀ⲇⲉⲗⲫⲱⲛ ⲁⲩⲧⲟⲩ ⲉⲛ ⲧⲏ ⲁ̀ⲡⲟⲥⲧⲟⲗⲓⲕⲏ ⲗⲓⲧⲟⲩⲣⲅⲓⲁ: Ⲙⲁⲣ Ⲓⲅⲛⲁⲧⲓⲟⲩ (...) ⲧⲟⲩ ⲡⲁⲧⲣⲓⲁⲣⲭⲟⲩ ⲧⲏⲥ Ⲁⲛⲧⲓⲟⲭⲓⲁⲥ: ⲕⲉ Ⲁ̀ⲡⲟⲩⲛⲁ (...) ⲧⲟⲩ ⲡⲁⲧⲣⲓⲁⲣⲭⲟⲩ ⲧⲏⲥ Ⲉ̀ⲣⲓⲧⲣⲉⲁⲥ. Ⲕⲉ ⲧⲟⲩ ⲥⲩⲛⲕⲟⲓⲛⲱⲛⲟⲩ ⲉⲛ ⲧⲏ ⲗⲓⲧⲟⲩⲣⲅⲓⲁ ⲧⲟⲩ ⲡⲁⲧⲣⲟⲥ ⲏ̀ⲙⲱⲛ ⲧⲟⲩ ⲉ̀ⲡⲓⲥⲕⲟⲡⲟⲩ (ⲙⲏⲧⲣⲟⲡⲟⲗⲓⲧⲟⲩ) ⲁⲃⲃⲁ (...). Ⲕⲉ ⲧⲟⲛ ⲟ̀ⲣⲑⲟⲇⲟⲝⲱⲛ ⲏ̀ⲙⲱⲛ ⲉ̀ⲡⲓⲥⲕⲟⲡⲱⲛ.</w:t>
+              <w:t>`Procev7ac0e `vper tovarx3`erewc `3mwn papa abba )eodwroc: papa ke patriarxov ke arx3`epickopov t3c megalo polewc `Ale7an`driac: ke twn `adelfwn avtov en t3 `apoctolik3 litovrgia: Mar Ignatiov Afrem tov patriarxov t3c Antioxiac: ke `Apovna Bacilioc tov patriarxov t3c `Eritreac. Ke tov cvnkoinwnov en t3 litovrgia tov patroc `3mwn tov `epickopov (m3tropolitov) abba Iwc3f. Ke ton `or0odo7wn `3mwn `epickopwn.</w:t>
             </w:r>
           </w:p>
         </w:tc>
         <w:tc>
           <w:tcPr>
-            <w:tcW w:type="dxa" w:w="2551"/>
+            <w:tcW w:type="dxa" w:w="3900"/>
           </w:tcPr>
           <w:p>
             <w:pPr>
+              <w:spacing w:before="0" w:after="0"/>
               <w:jc w:val="right"/>
             </w:pPr>
             <w:r>
               <w:rPr>
-                <w:sz w:val="12"/>
+                <w:sz w:val="10"/>
               </w:rPr>
               <w:t>صلوا من أجل رئيس كهنتنا البابا أنبا تواضروس الثاني، بابا وبطريرك ورئيس أساقفة المدينة العظمي الاسكندرية، وأخوية الروحيين مار إغناطيوس (افرايم) بطريرك أنطاكية وأبونا (باسيليوس) بطريرك إريتريا.  وشريكة في الخدمة الرسولية أبينا المطران المكرم الأنبا (يوسف) .وسائر أساقفتنا الارثوذكسيين.</w:t>
             </w:r>
@@ -765,12 +875,15 @@
         </w:tc>
         <w:tc>
           <w:tcPr>
-            <w:tcW w:type="dxa" w:w="2268"/>
+            <w:tcW w:type="dxa" w:w="3900"/>
           </w:tcPr>
           <w:p>
+            <w:pPr>
+              <w:spacing w:before="0" w:after="0"/>
+            </w:pPr>
             <w:r>
               <w:rPr>
-                <w:sz w:val="12"/>
+                <w:sz w:val="10"/>
               </w:rPr>
               <w:t>Tovh e-pi penarche-episkopos ente pi-ekkleesia, Papa Abba Tawadros pi-devteros, pi-papa nem pi-patriarches nem pi-arche-episkopos ente pi-megale metropolis ente Alexandria, nem nenioti episkopos n-orthodoxos.</w:t>
             </w:r>
@@ -783,12 +896,15 @@
         </w:trPr>
         <w:tc>
           <w:tcPr>
-            <w:tcW w:type="dxa" w:w="2835"/>
+            <w:tcW w:type="dxa" w:w="3900"/>
           </w:tcPr>
           <w:p>
+            <w:pPr>
+              <w:spacing w:before="0" w:after="0"/>
+            </w:pPr>
             <w:r>
               <w:rPr>
-                <w:sz w:val="12"/>
+                <w:sz w:val="10"/>
               </w:rPr>
               <w:t>Pray for this holy church and for our congregation.</w:t>
             </w:r>
@@ -796,28 +912,33 @@
         </w:tc>
         <w:tc>
           <w:tcPr>
-            <w:tcW w:type="dxa" w:w="3118"/>
+            <w:tcW w:type="dxa" w:w="3900"/>
           </w:tcPr>
           <w:p>
+            <w:pPr>
+              <w:spacing w:before="0" w:after="0"/>
+            </w:pPr>
             <w:r>
               <w:rPr>
-                <w:sz w:val="12"/>
+                <w:rFonts w:ascii="Avva_Shenouda" w:hAnsi="Avva_Shenouda" w:eastAsia="Avva_Shenouda" w:cs="Avva_Shenouda"/>
+                <w:sz w:val="10"/>
               </w:rPr>
-              <w:t>Ⲡ̀ⲣⲟⲥⲉⲩⲉⲝⲁⲥⲑⲉ ⲩ̀ⲡⲉⲣ ⲧⲏⲥ ⲁⲅⲓⲁⲥ ⲉⲕⲕⲗⲏⲥⲓⲁⲥ ⲧⲁⲩⲧⲏⲥ ⲕⲉ ⲧⲱⲛ ⲥⲩⲛⲉⲗⲉⲩⲥⲉⲱⲛ ⲏ̀ⲙⲱⲛ.</w:t>
+              <w:t>`Proceve7ac0e `vper t3c agiac ekkl3ciac tavt3c ke twn cvnelevcewn `3mwn.</w:t>
             </w:r>
           </w:p>
         </w:tc>
         <w:tc>
           <w:tcPr>
-            <w:tcW w:type="dxa" w:w="2551"/>
+            <w:tcW w:type="dxa" w:w="3900"/>
           </w:tcPr>
           <w:p>
             <w:pPr>
+              <w:spacing w:before="0" w:after="0"/>
               <w:jc w:val="right"/>
             </w:pPr>
             <w:r>
               <w:rPr>
-                <w:sz w:val="12"/>
+                <w:sz w:val="10"/>
               </w:rPr>
               <w:t>صلوا من أجل هذه الكنيسة المقدسة واجتماعاتنا.</w:t>
             </w:r>
@@ -825,12 +946,15 @@
         </w:tc>
         <w:tc>
           <w:tcPr>
-            <w:tcW w:type="dxa" w:w="2268"/>
+            <w:tcW w:type="dxa" w:w="3900"/>
           </w:tcPr>
           <w:p>
+            <w:pPr>
+              <w:spacing w:before="0" w:after="0"/>
+            </w:pPr>
             <w:r>
               <w:rPr>
-                <w:sz w:val="12"/>
+                <w:sz w:val="10"/>
               </w:rPr>
               <w:t>Epros-evik-saste eper tees agias eklesias tav-tees ke ton senelev-seon emon.</w:t>
             </w:r>
@@ -843,12 +967,15 @@
         </w:trPr>
         <w:tc>
           <w:tcPr>
-            <w:tcW w:type="dxa" w:w="2835"/>
+            <w:tcW w:type="dxa" w:w="3900"/>
           </w:tcPr>
           <w:p>
+            <w:pPr>
+              <w:spacing w:before="0" w:after="0"/>
+            </w:pPr>
             <w:r>
               <w:rPr>
-                <w:sz w:val="12"/>
+                <w:sz w:val="10"/>
               </w:rPr>
               <w:t>Pray for the air of heaven, the fruits of the earth, the rising of the waters of the rivers, the seeds, the herbs, and the plants of the field this year, that Christ our God may bless them, bring them to perfection in peace without harm, and forgive us our sins.</w:t>
             </w:r>
@@ -856,28 +983,33 @@
         </w:tc>
         <w:tc>
           <w:tcPr>
-            <w:tcW w:type="dxa" w:w="3118"/>
+            <w:tcW w:type="dxa" w:w="3900"/>
           </w:tcPr>
           <w:p>
+            <w:pPr>
+              <w:spacing w:before="0" w:after="0"/>
+            </w:pPr>
             <w:r>
               <w:rPr>
-                <w:sz w:val="12"/>
+                <w:rFonts w:ascii="Avva_Shenouda" w:hAnsi="Avva_Shenouda" w:eastAsia="Avva_Shenouda" w:cs="Avva_Shenouda"/>
+                <w:sz w:val="10"/>
               </w:rPr>
-              <w:t>Ⲧⲱⲃϩ ⲉ̀ϫⲉⲛ ⲛⲓⲁ̀ⲏⲣ ⲛ̀ⲧⲉ ⲧ̀ⲫⲉ ⲛⲉⲙ ⲛⲓⲕⲁⲣⲡⲟⲥ ⲛ̀ⲧⲉ ⲡ̀ⲕⲁϩⲓ: ⲡ̀ϫⲓⲛⲙⲟϣⲓ ⲉ̀ⲡ̀ϣⲱⲓ ⲛ̀ⲧⲉ ⲛⲓⲓⲁⲣⲱⲟⲩ ⲙ̀ⲙⲱⲟⲩ: ⲛⲓⲥⲓϯ ⲛⲉⲙ ⲛⲓⲥⲓⲙ ⲛⲉⲙ ⲛⲓⲣⲱⲧ ⲛ̀ⲧⲉ ⲧ̀ⲕⲟⲓ: ϩⲓⲛⲁ ⲛ̀ⲧⲉ Ⲡⲭ̅ⲥ̅ ⲡⲉⲛⲛⲟⲩϯ ⲥ̀ⲙⲟⲩ ⲉ̀ⲣⲱⲟⲩ ⲟⲩⲟϩ ⲛ̀ⲧⲉϥϣⲉⲛϩⲏⲧ ϧⲁ ⲡⲉϥⲡ̀ⲗⲁⲥⲙⲁ ⲉ̀ⲧⲁ ⲛⲉϥϫⲓϫ ⲑⲁⲙⲓⲟϥ ⲛ̀ⲧⲉϥⲭⲁ ⲛⲉⲛⲛⲟⲃⲓ ⲛⲁⲛ ⲉ̀ⲃⲟⲗ.</w:t>
+              <w:t>Twbh `egen ni`a3r `nte `tfe nem nikarpoc `nte `pkahi: `pginmo2i `e`p2wi `nte niiarwov `mmwov: nici5 nem nicim nem nirwt `nte `tkoi: hina `nte P=x=c pennov5 `cmov `erwov ovoh `nte42enh3t qa pe4`placma `eta ne4gig 0amio4 `nte4xa nennobi nan `ebol.</w:t>
             </w:r>
           </w:p>
         </w:tc>
         <w:tc>
           <w:tcPr>
-            <w:tcW w:type="dxa" w:w="2551"/>
+            <w:tcW w:type="dxa" w:w="3900"/>
           </w:tcPr>
           <w:p>
             <w:pPr>
+              <w:spacing w:before="0" w:after="0"/>
               <w:jc w:val="right"/>
             </w:pPr>
             <w:r>
               <w:rPr>
-                <w:sz w:val="12"/>
+                <w:sz w:val="10"/>
               </w:rPr>
               <w:t>اطلبوا عن أهوية السماء وثمرات الأرض وصعود مياه الأنهار والزروع والعشب ونبات الحقل في هذه السنة لكي يباركها المسيح إلهنا ويتحنن على جبلته التى صنعتها يداه ويغفر لنا خطايانا.</w:t>
             </w:r>
@@ -885,12 +1017,15 @@
         </w:tc>
         <w:tc>
           <w:tcPr>
-            <w:tcW w:type="dxa" w:w="2268"/>
+            <w:tcW w:type="dxa" w:w="3900"/>
           </w:tcPr>
           <w:p>
+            <w:pPr>
+              <w:spacing w:before="0" w:after="0"/>
+            </w:pPr>
             <w:r>
               <w:rPr>
-                <w:sz w:val="12"/>
+                <w:sz w:val="10"/>
               </w:rPr>
               <w:t>Tovh e-pi penair ente pi-ouranos, ni-karpos ente pi-geh, pi-anavashis ente ni-mai ente ni-aroini, ni-sperma, ni-chortos, ni-dendron ente pi-agros ente pi-eniaou, hina ente Pekhrestos pennouti ti-sevio nouou, etef-er pi-anaplirosis evol khen pi-erini auo mpesmetaniou, entef-qa nennovi nan evol.</w:t>
             </w:r>
@@ -903,12 +1038,15 @@
         </w:trPr>
         <w:tc>
           <w:tcPr>
-            <w:tcW w:type="dxa" w:w="2835"/>
+            <w:tcW w:type="dxa" w:w="3900"/>
           </w:tcPr>
           <w:p>
+            <w:pPr>
+              <w:spacing w:before="0" w:after="0"/>
+            </w:pPr>
             <w:r>
               <w:rPr>
-                <w:sz w:val="12"/>
+                <w:sz w:val="10"/>
               </w:rPr>
               <w:t>Pray for the salvation of the world and of this city of ours, and of all cities, districts, island, and monasteries.</w:t>
             </w:r>
@@ -916,28 +1054,33 @@
         </w:tc>
         <w:tc>
           <w:tcPr>
-            <w:tcW w:type="dxa" w:w="3118"/>
+            <w:tcW w:type="dxa" w:w="3900"/>
           </w:tcPr>
           <w:p>
+            <w:pPr>
+              <w:spacing w:before="0" w:after="0"/>
+            </w:pPr>
             <w:r>
               <w:rPr>
-                <w:sz w:val="12"/>
+                <w:rFonts w:ascii="Avva_Shenouda" w:hAnsi="Avva_Shenouda" w:eastAsia="Avva_Shenouda" w:cs="Avva_Shenouda"/>
+                <w:sz w:val="10"/>
               </w:rPr>
-              <w:t>Ⲡ̀ⲣⲟⲥⲉⲩⲝⲁⲥⲑⲉ ⲩ̀ⲡⲉⲣ ⲧⲏⲥ ⲥⲱⲧⲏⲣⲓⲁⲛ ⲧⲟⲩ ⲕⲟⲥⲙⲟⲩ ⲕⲉ ⲧⲏⲥ ⲡⲟⲗⲉⲱⲥ ⲏ̀ⲙⲱⲛ ⲧⲁⲩⲧⲏⲥ ⲕⲉ ⲡⲁⲥⲱⲛ ⲡⲟⲗⲉⲱⲛ ⲕⲉ ⲧⲱⲛ ⲭⲱⲣⲱⲛ ⲕⲉ ⲛⲏⲥⲱⲛ ⲕⲉ ⲙⲟⲛⲁⲥⲧⲏⲣⲓⲟⲛ.</w:t>
+              <w:t>`Procev7ac0e `vper t3c cwt3rian tov kocmov ke t3c polewc `3mwn tavt3c ke pacwn polewn ke twn xwrwn ke n3cwn ke monact3rion.</w:t>
             </w:r>
           </w:p>
         </w:tc>
         <w:tc>
           <w:tcPr>
-            <w:tcW w:type="dxa" w:w="2551"/>
+            <w:tcW w:type="dxa" w:w="3900"/>
           </w:tcPr>
           <w:p>
             <w:pPr>
+              <w:spacing w:before="0" w:after="0"/>
               <w:jc w:val="right"/>
             </w:pPr>
             <w:r>
               <w:rPr>
-                <w:sz w:val="12"/>
+                <w:sz w:val="10"/>
               </w:rPr>
               <w:t>صلوا من اجل خلاص هذا العالم ومدينتنا هذة، وسائر المدن والاقاليم والجزائر والاديرة.</w:t>
             </w:r>
@@ -945,12 +1088,15 @@
         </w:tc>
         <w:tc>
           <w:tcPr>
-            <w:tcW w:type="dxa" w:w="2268"/>
+            <w:tcW w:type="dxa" w:w="3900"/>
           </w:tcPr>
           <w:p>
+            <w:pPr>
+              <w:spacing w:before="0" w:after="0"/>
+            </w:pPr>
             <w:r>
               <w:rPr>
-                <w:sz w:val="12"/>
+                <w:sz w:val="10"/>
               </w:rPr>
               <w:t>Epros-evik-saste eper-tees cotereian to kosmo ke tees poleos emon tav-tees ke pason poleon ke ton khoron ke nison ke monas-tereion.</w:t>
             </w:r>
@@ -963,12 +1109,15 @@
         </w:trPr>
         <w:tc>
           <w:tcPr>
-            <w:tcW w:type="dxa" w:w="2835"/>
+            <w:tcW w:type="dxa" w:w="3900"/>
           </w:tcPr>
           <w:p>
+            <w:pPr>
+              <w:spacing w:before="0" w:after="0"/>
+            </w:pPr>
             <w:r>
               <w:rPr>
-                <w:sz w:val="12"/>
+                <w:sz w:val="10"/>
               </w:rPr>
               <w:t>Bow your heads to the Lord.</w:t>
             </w:r>
@@ -976,28 +1125,33 @@
         </w:tc>
         <w:tc>
           <w:tcPr>
-            <w:tcW w:type="dxa" w:w="3118"/>
+            <w:tcW w:type="dxa" w:w="3900"/>
           </w:tcPr>
           <w:p>
+            <w:pPr>
+              <w:spacing w:before="0" w:after="0"/>
+            </w:pPr>
             <w:r>
               <w:rPr>
-                <w:sz w:val="12"/>
+                <w:rFonts w:ascii="Avva_Shenouda" w:hAnsi="Avva_Shenouda" w:eastAsia="Avva_Shenouda" w:cs="Avva_Shenouda"/>
+                <w:sz w:val="10"/>
               </w:rPr>
-              <w:t>Ⲧⲁⲥ ⲕⲉⲫⲁⲗⲁⲥ ⲩ̀ⲙⲱⲛ ⲧⲱ Ⲕⲩⲣⲓⲱ ⲕ̀ⲗⲓⲛⲛⲁⲧⲉ.</w:t>
+              <w:t>Tac kefalac `vmwn tw Kvriw `klinnate.</w:t>
             </w:r>
           </w:p>
         </w:tc>
         <w:tc>
           <w:tcPr>
-            <w:tcW w:type="dxa" w:w="2551"/>
+            <w:tcW w:type="dxa" w:w="3900"/>
           </w:tcPr>
           <w:p>
             <w:pPr>
+              <w:spacing w:before="0" w:after="0"/>
               <w:jc w:val="right"/>
             </w:pPr>
             <w:r>
               <w:rPr>
-                <w:sz w:val="12"/>
+                <w:sz w:val="10"/>
               </w:rPr>
               <w:t>إحنوا رؤوسكم للرب.</w:t>
             </w:r>
@@ -1005,12 +1159,15 @@
         </w:tc>
         <w:tc>
           <w:tcPr>
-            <w:tcW w:type="dxa" w:w="2268"/>
+            <w:tcW w:type="dxa" w:w="3900"/>
           </w:tcPr>
           <w:p>
+            <w:pPr>
+              <w:spacing w:before="0" w:after="0"/>
+            </w:pPr>
             <w:r>
               <w:rPr>
-                <w:sz w:val="12"/>
+                <w:sz w:val="10"/>
               </w:rPr>
               <w:t>Tas-kee-falas emon to Kerio eklinate.</w:t>
             </w:r>
@@ -1023,12 +1180,15 @@
         </w:trPr>
         <w:tc>
           <w:tcPr>
-            <w:tcW w:type="dxa" w:w="2835"/>
+            <w:tcW w:type="dxa" w:w="3900"/>
           </w:tcPr>
           <w:p>
+            <w:pPr>
+              <w:spacing w:before="0" w:after="0"/>
+            </w:pPr>
             <w:r>
               <w:rPr>
-                <w:sz w:val="12"/>
+                <w:sz w:val="10"/>
               </w:rPr>
               <w:t>Let us attend in the fear of God. Amen.</w:t>
             </w:r>
@@ -1036,28 +1196,33 @@
         </w:tc>
         <w:tc>
           <w:tcPr>
-            <w:tcW w:type="dxa" w:w="3118"/>
+            <w:tcW w:type="dxa" w:w="3900"/>
           </w:tcPr>
           <w:p>
+            <w:pPr>
+              <w:spacing w:before="0" w:after="0"/>
+            </w:pPr>
             <w:r>
               <w:rPr>
-                <w:sz w:val="12"/>
+                <w:rFonts w:ascii="Avva_Shenouda" w:hAnsi="Avva_Shenouda" w:eastAsia="Avva_Shenouda" w:cs="Avva_Shenouda"/>
+                <w:sz w:val="10"/>
               </w:rPr>
-              <w:t>Ⲡⲣⲟⲥⲭⲱⲙⲉⲛ Ⲑⲉⲟⲩ ⲙⲉⲧⲁ ⲫⲟⲃⲟⲩ. Ⲁⲙⲏⲛ.</w:t>
+              <w:t>Procxwmen )eov meta fobov. Am3n.</w:t>
             </w:r>
           </w:p>
         </w:tc>
         <w:tc>
           <w:tcPr>
-            <w:tcW w:type="dxa" w:w="2551"/>
+            <w:tcW w:type="dxa" w:w="3900"/>
           </w:tcPr>
           <w:p>
             <w:pPr>
+              <w:spacing w:before="0" w:after="0"/>
               <w:jc w:val="right"/>
             </w:pPr>
             <w:r>
               <w:rPr>
-                <w:sz w:val="12"/>
+                <w:sz w:val="10"/>
               </w:rPr>
               <w:t>أنصتوا بخوف الله. آمين</w:t>
             </w:r>
@@ -1065,12 +1230,15 @@
         </w:tc>
         <w:tc>
           <w:tcPr>
-            <w:tcW w:type="dxa" w:w="2268"/>
+            <w:tcW w:type="dxa" w:w="3900"/>
           </w:tcPr>
           <w:p>
+            <w:pPr>
+              <w:spacing w:before="0" w:after="0"/>
+            </w:pPr>
             <w:r>
               <w:rPr>
-                <w:sz w:val="12"/>
+                <w:sz w:val="10"/>
               </w:rPr>
               <w:t>Epros-khomen Theo meta fovo. Amen</w:t>
             </w:r>
@@ -1083,12 +1251,15 @@
         </w:trPr>
         <w:tc>
           <w:tcPr>
-            <w:tcW w:type="dxa" w:w="2835"/>
+            <w:tcW w:type="dxa" w:w="3900"/>
           </w:tcPr>
           <w:p>
+            <w:pPr>
+              <w:spacing w:before="0" w:after="0"/>
+            </w:pPr>
             <w:r>
               <w:rPr>
-                <w:sz w:val="12"/>
+                <w:sz w:val="10"/>
               </w:rPr>
               <w:t>Saved. Amen. And with your spirit. In the fear of God, let us attend.</w:t>
             </w:r>
@@ -1096,28 +1267,33 @@
         </w:tc>
         <w:tc>
           <w:tcPr>
-            <w:tcW w:type="dxa" w:w="3118"/>
+            <w:tcW w:type="dxa" w:w="3900"/>
           </w:tcPr>
           <w:p>
+            <w:pPr>
+              <w:spacing w:before="0" w:after="0"/>
+            </w:pPr>
             <w:r>
               <w:rPr>
-                <w:sz w:val="12"/>
+                <w:rFonts w:ascii="Avva_Shenouda" w:hAnsi="Avva_Shenouda" w:eastAsia="Avva_Shenouda" w:cs="Avva_Shenouda"/>
+                <w:sz w:val="10"/>
               </w:rPr>
-              <w:t>Ⲥⲱⲑⲓⲥ ⲁ̀ⲙⲏⲛ: ⲕⲉ ⲧⲱ ⲡ̀ⲛⲉⲩⲙⲁⲧⲓ ⲥⲟⲩ: ⲙⲉⲧⲁ ⲫⲟⲃⲟⲩ Ⲑⲉⲟⲩ ⲡ̀ⲣⲟⲥⲭⲱⲙⲉⲛ.</w:t>
+              <w:t>Cw0ic `am3n: ke tw `pnevmati cov: meta fobov )eov `procxwmen.</w:t>
             </w:r>
           </w:p>
         </w:tc>
         <w:tc>
           <w:tcPr>
-            <w:tcW w:type="dxa" w:w="2551"/>
+            <w:tcW w:type="dxa" w:w="3900"/>
           </w:tcPr>
           <w:p>
             <w:pPr>
+              <w:spacing w:before="0" w:after="0"/>
               <w:jc w:val="right"/>
             </w:pPr>
             <w:r>
               <w:rPr>
-                <w:sz w:val="12"/>
+                <w:sz w:val="10"/>
               </w:rPr>
               <w:t>خلَصْتَ حقاً، ومع رُوحِكَ، ننصِتُ بخوفِ الله.</w:t>
             </w:r>
@@ -1125,12 +1301,15 @@
         </w:tc>
         <w:tc>
           <w:tcPr>
-            <w:tcW w:type="dxa" w:w="2268"/>
+            <w:tcW w:type="dxa" w:w="3900"/>
           </w:tcPr>
           <w:p>
+            <w:pPr>
+              <w:spacing w:before="0" w:after="0"/>
+            </w:pPr>
             <w:r>
               <w:rPr>
-                <w:sz w:val="12"/>
+                <w:sz w:val="10"/>
               </w:rPr>
               <w:t>Sōthis amin: ke to epnevmati sou: meta fovou Theou proskhomen.</w:t>
             </w:r>
@@ -1138,10 +1317,9 @@
         </w:tc>
       </w:tr>
     </w:tbl>
-    <w:p/>
     <w:sectPr>
       <w:pgSz w:w="15840" w:h="12240" w:orient="landscape"/>
-      <w:pgMar w:top="283" w:right="283" w:bottom="283" w:left="283" w:header="0" w:footer="0" w:gutter="0"/>
+      <w:pgMar w:top="113" w:right="113" w:bottom="113" w:left="113" w:header="0" w:footer="0" w:gutter="0"/>
       <w:cols w:space="720"/>
       <w:docGrid w:linePitch="360"/>
     </w:sectPr>
